--- a/docs/spec/Nidan_API_Contract.docx
+++ b/docs/spec/Nidan_API_Contract.docx
@@ -20,7 +20,7 @@
           <w:sz w:val="19"/>
           <w:szCs w:val="19"/>
         </w:rPr>
-        <w:t xml:space="preserve">Endpoints, error catalogue, rate limits</w:t>
+        <w:t xml:space="preserve">Regenerated after the rename</w:t>
       </w:r>
     </w:p>
     <w:p>
@@ -181,7 +181,7 @@
           <w:sz w:val="21"/>
           <w:szCs w:val="21"/>
         </w:rPr>
-        <w:t xml:space="preserve">Build specification</w:t>
+        <w:t xml:space="preserve">Nidan</w:t>
       </w:r>
     </w:p>
     <w:p>
@@ -506,32 +506,7 @@
                 <w:sz w:val="15"/>
                 <w:szCs w:val="15"/>
               </w:rPr>
-              <w:t xml:space="preserve">https://api.vpsim.app/v1</w:t>
-            </w:r>
-            <w:r>
-              <w:rPr>
-                <w:color w:val="13272F"/>
-                <w:sz w:val="17"/>
-                <w:szCs w:val="17"/>
-              </w:rPr>
-              <w:t xml:space="preserve"> ⟨domain pending, </w:t>
-            </w:r>
-            <w:r>
-              <w:rPr>
-                <w:rFonts w:ascii="Consolas" w:cs="Consolas" w:eastAsia="Consolas" w:hAnsi="Consolas"/>
-                <w:color w:val="B3651F"/>
-                <w:sz w:val="15"/>
-                <w:szCs w:val="15"/>
-              </w:rPr>
-              <w:t xml:space="preserve">PRD</w:t>
-            </w:r>
-            <w:r>
-              <w:rPr>
-                <w:color w:val="13272F"/>
-                <w:sz w:val="17"/>
-                <w:szCs w:val="17"/>
-              </w:rPr>
-              <w:t xml:space="preserve"> D-8⟩</w:t>
+              <w:t xml:space="preserve">https://api.nidan.app/v1</w:t>
             </w:r>
           </w:p>
         </w:tc>
